--- a/templates/09-ai-vision/c1-phu-luc-xu-ly-du-lieu-ca-nhan.docx
+++ b/templates/09-ai-vision/c1-phu-luc-xu-ly-du-lieu-ca-nhan.docx
@@ -2170,7 +2170,99 @@
           <w:sz w:val="26"/>
           <w:szCs w:val="26"/>
         </w:rPr>
-        <w:t xml:space="preserve">3. Mọi ngoại lệ đối với khoản 1 phải lập thành thỏa thuận riêng, nêu rõ phạm vi dữ liệu, biện pháp khử nhận dạng, cơ sở pháp lý đối với từng chủ thể và thời hạn xóa.</w:t>
+        <w:t xml:space="preserve">3. Mọi ngoại lệ đối với khoản 1, trừ trường hợp tại khoản 4, phải lập thành thỏa thuận riêng, nêu rõ phạm vi dữ liệu, biện pháp khử nhận dạng, cơ sở pháp lý đối với từng chủ thể và thời hạn xóa.</w:t>
+      </w:r>
+    </w:p>
+    <w:p>
+      <w:pPr>
+        <w:spacing w:after="60" w:before="0" w:line="276" w:lineRule="auto"/>
+        <w:ind w:left="453" w:hanging="283"/>
+        <w:jc w:val="both"/>
+      </w:pPr>
+      <w:r>
+        <w:rPr>
+          <w:rFonts w:ascii="Times New Roman" w:cs="Times New Roman" w:eastAsia="Times New Roman" w:hAnsi="Times New Roman"/>
+          <w:b w:val="false"/>
+          <w:bCs w:val="false"/>
+          <w:i w:val="false"/>
+          <w:iCs w:val="false"/>
+          <w:sz w:val="26"/>
+          <w:szCs w:val="26"/>
+        </w:rPr>
+        <w:t xml:space="preserve">4. </w:t>
+      </w:r>
+      <w:r>
+        <w:rPr>
+          <w:rFonts w:ascii="Times New Roman" w:cs="Times New Roman" w:eastAsia="Times New Roman" w:hAnsi="Times New Roman"/>
+          <w:b w:val="false"/>
+          <w:bCs w:val="false"/>
+          <w:i/>
+          <w:iCs/>
+          <w:sz w:val="26"/>
+          <w:szCs w:val="26"/>
+        </w:rPr>
+        <w:t xml:space="preserve">(Tùy chọn)</w:t>
+      </w:r>
+      <w:r>
+        <w:rPr>
+          <w:rFonts w:ascii="Times New Roman" w:cs="Times New Roman" w:eastAsia="Times New Roman" w:hAnsi="Times New Roman"/>
+          <w:b w:val="false"/>
+          <w:bCs w:val="false"/>
+          <w:i w:val="false"/>
+          <w:iCs w:val="false"/>
+          <w:sz w:val="26"/>
+          <w:szCs w:val="26"/>
+        </w:rPr>
+        <w:t xml:space="preserve"> </w:t>
+      </w:r>
+      <w:r>
+        <w:rPr>
+          <w:rFonts w:ascii="Times New Roman" w:cs="Times New Roman" w:eastAsia="Times New Roman" w:hAnsi="Times New Roman"/>
+          <w:b/>
+          <w:bCs/>
+          <w:i w:val="false"/>
+          <w:iCs w:val="false"/>
+          <w:sz w:val="26"/>
+          <w:szCs w:val="26"/>
+        </w:rPr>
+        <w:t xml:space="preserve">Tinh chỉnh tại chỗ.</w:t>
+      </w:r>
+      <w:r>
+        <w:rPr>
+          <w:rFonts w:ascii="Times New Roman" w:cs="Times New Roman" w:eastAsia="Times New Roman" w:hAnsi="Times New Roman"/>
+          <w:b w:val="false"/>
+          <w:bCs w:val="false"/>
+          <w:i w:val="false"/>
+          <w:iCs w:val="false"/>
+          <w:sz w:val="26"/>
+          <w:szCs w:val="26"/>
+        </w:rPr>
+        <w:t xml:space="preserve"> Bên A có thể chỉ dẫn bằng văn bản cho Bên B tinh chỉnh mô hình trên Hệ thống của Bên A, chỉ nhằm nâng độ chính xác nhận diện cho Hệ thống của Bên A, với điều kiện: (a) chỉ dùng dữ liệu của chủ thể đã đồng ý riêng cho mục đích cải thiện độ chính xác; (b) dữ liệu và quá trình tinh chỉnh không rời Hệ thống của Bên A; (c) mô hình sau tinh chỉnh chỉ dùng cho Bên A, Bên B không sử dụng cho khách hàng khác hoặc sản phẩm chung; (d) Bên B kiểm thử lại độ chính xác trước khi đưa vào vận hành; (e) tập dữ liệu tinh chỉnh được xóa trong </w:t>
+      </w:r>
+      <w:r>
+        <w:rPr>
+          <w:rFonts w:ascii="Times New Roman" w:cs="Times New Roman" w:eastAsia="Times New Roman" w:hAnsi="Times New Roman"/>
+          <w:b w:val="false"/>
+          <w:bCs w:val="false"/>
+          <w:i w:val="false"/>
+          <w:iCs w:val="false"/>
+          <w:sz w:val="26"/>
+          <w:szCs w:val="26"/>
+          <w:highlight w:val="yellow"/>
+        </w:rPr>
+        <w:t xml:space="preserve">07 ngày</w:t>
+      </w:r>
+      <w:r>
+        <w:rPr>
+          <w:rFonts w:ascii="Times New Roman" w:cs="Times New Roman" w:eastAsia="Times New Roman" w:hAnsi="Times New Roman"/>
+          <w:b w:val="false"/>
+          <w:bCs w:val="false"/>
+          <w:i w:val="false"/>
+          <w:iCs w:val="false"/>
+          <w:sz w:val="26"/>
+          <w:szCs w:val="26"/>
+        </w:rPr>
+        <w:t xml:space="preserve"> sau khi hoàn thành, có biên bản.</w:t>
       </w:r>
     </w:p>
     <w:p>

--- a/templates/09-ai-vision/c1-phu-luc-xu-ly-du-lieu-ca-nhan.docx
+++ b/templates/09-ai-vision/c1-phu-luc-xu-ly-du-lieu-ca-nhan.docx
@@ -227,8 +227,15 @@
           <w:sz w:val="26"/>
           <w:szCs w:val="26"/>
         </w:rPr>
-        <w:t xml:space="preserve">Căn cứ Hợp đồng số </w:t>
-      </w:r>
+        <w:t xml:space="preserve">Căn cứ Luật Trí tuệ nhân tạo số 134/2025/QH15 và Nghị định số 142/2026/NĐ-CP ngày 30 tháng 4 năm 2026 của Chính phủ quy định chi tiết một số điều và biện pháp thi hành Luật Trí tuệ nhân tạo;</w:t>
+      </w:r>
+    </w:p>
+    <w:p>
+      <w:pPr>
+        <w:spacing w:after="120" w:before="0" w:line="276" w:lineRule="auto"/>
+        <w:ind w:firstLine="566"/>
+        <w:jc w:val="both"/>
+      </w:pPr>
       <w:r>
         <w:rPr>
           <w:rFonts w:ascii="Times New Roman" w:cs="Times New Roman" w:eastAsia="Times New Roman" w:hAnsi="Times New Roman"/>
@@ -238,9 +245,8 @@
           <w:iCs/>
           <w:sz w:val="26"/>
           <w:szCs w:val="26"/>
-          <w:highlight w:val="yellow"/>
-        </w:rPr>
-        <w:t xml:space="preserve">25/2026/HĐ-TURBO-SXM</w:t>
+        </w:rPr>
+        <w:t xml:space="preserve">Căn cứ Hợp đồng số </w:t>
       </w:r>
       <w:r>
         <w:rPr>
@@ -251,8 +257,9 @@
           <w:iCs/>
           <w:sz w:val="26"/>
           <w:szCs w:val="26"/>
-        </w:rPr>
-        <w:t xml:space="preserve"> ngày </w:t>
+          <w:highlight w:val="yellow"/>
+        </w:rPr>
+        <w:t xml:space="preserve">25/2026/HĐ-TURBO-SXM</w:t>
       </w:r>
       <w:r>
         <w:rPr>
@@ -263,9 +270,8 @@
           <w:iCs/>
           <w:sz w:val="26"/>
           <w:szCs w:val="26"/>
-          <w:highlight w:val="yellow"/>
-        </w:rPr>
-        <w:t xml:space="preserve">15/9/2026</w:t>
+        </w:rPr>
+        <w:t xml:space="preserve"> ngày </w:t>
       </w:r>
       <w:r>
         <w:rPr>
@@ -276,6 +282,19 @@
           <w:iCs/>
           <w:sz w:val="26"/>
           <w:szCs w:val="26"/>
+          <w:highlight w:val="yellow"/>
+        </w:rPr>
+        <w:t xml:space="preserve">15/9/2026</w:t>
+      </w:r>
+      <w:r>
+        <w:rPr>
+          <w:rFonts w:ascii="Times New Roman" w:cs="Times New Roman" w:eastAsia="Times New Roman" w:hAnsi="Times New Roman"/>
+          <w:b w:val="false"/>
+          <w:bCs w:val="false"/>
+          <w:i/>
+          <w:iCs/>
+          <w:sz w:val="26"/>
+          <w:szCs w:val="26"/>
         </w:rPr>
         <w:t xml:space="preserve"> giữa hai bên (sau đây gọi là "Hợp đồng").</w:t>
       </w:r>
@@ -340,7 +359,7 @@
           <w:sz w:val="26"/>
           <w:szCs w:val="26"/>
         </w:rPr>
-        <w:t xml:space="preserve">BÊN A (Bên kiểm soát dữ liệu cá nhân): </w:t>
+        <w:t xml:space="preserve">BÊN A (Bên kiểm soát dữ liệu cá nhân; bên triển khai hệ thống trí tuệ nhân tạo): </w:t>
       </w:r>
       <w:r>
         <w:rPr>
@@ -575,7 +594,7 @@
           <w:sz w:val="26"/>
           <w:szCs w:val="26"/>
         </w:rPr>
-        <w:t xml:space="preserve">BÊN B (Bên xử lý dữ liệu cá nhân): </w:t>
+        <w:t xml:space="preserve">BÊN B (Bên xử lý dữ liệu cá nhân; nhà cung cấp hệ thống trí tuệ nhân tạo): </w:t>
       </w:r>
       <w:r>
         <w:rPr>
@@ -1038,6 +1057,98 @@
     </w:p>
     <w:p>
       <w:pPr>
+        <w:spacing w:after="60" w:before="0" w:line="276" w:lineRule="auto"/>
+        <w:ind w:left="453" w:hanging="283"/>
+        <w:jc w:val="both"/>
+      </w:pPr>
+      <w:r>
+        <w:rPr>
+          <w:rFonts w:ascii="Times New Roman" w:cs="Times New Roman" w:eastAsia="Times New Roman" w:hAnsi="Times New Roman"/>
+          <w:b w:val="false"/>
+          <w:bCs w:val="false"/>
+          <w:i w:val="false"/>
+          <w:iCs w:val="false"/>
+          <w:sz w:val="26"/>
+          <w:szCs w:val="26"/>
+        </w:rPr>
+        <w:t xml:space="preserve">4. Đối với Hệ thống, Bên B là </w:t>
+      </w:r>
+      <w:r>
+        <w:rPr>
+          <w:rFonts w:ascii="Times New Roman" w:cs="Times New Roman" w:eastAsia="Times New Roman" w:hAnsi="Times New Roman"/>
+          <w:b/>
+          <w:bCs/>
+          <w:i w:val="false"/>
+          <w:iCs w:val="false"/>
+          <w:sz w:val="26"/>
+          <w:szCs w:val="26"/>
+        </w:rPr>
+        <w:t xml:space="preserve">nhà cung cấp</w:t>
+      </w:r>
+      <w:r>
+        <w:rPr>
+          <w:rFonts w:ascii="Times New Roman" w:cs="Times New Roman" w:eastAsia="Times New Roman" w:hAnsi="Times New Roman"/>
+          <w:b w:val="false"/>
+          <w:bCs w:val="false"/>
+          <w:i w:val="false"/>
+          <w:iCs w:val="false"/>
+          <w:sz w:val="26"/>
+          <w:szCs w:val="26"/>
+        </w:rPr>
+        <w:t xml:space="preserve"> (và là nhà phát triển đối với các mô hình do Bên B huấn luyện, tinh chỉnh); Bên A là </w:t>
+      </w:r>
+      <w:r>
+        <w:rPr>
+          <w:rFonts w:ascii="Times New Roman" w:cs="Times New Roman" w:eastAsia="Times New Roman" w:hAnsi="Times New Roman"/>
+          <w:b/>
+          <w:bCs/>
+          <w:i w:val="false"/>
+          <w:iCs w:val="false"/>
+          <w:sz w:val="26"/>
+          <w:szCs w:val="26"/>
+        </w:rPr>
+        <w:t xml:space="preserve">bên triển khai</w:t>
+      </w:r>
+      <w:r>
+        <w:rPr>
+          <w:rFonts w:ascii="Times New Roman" w:cs="Times New Roman" w:eastAsia="Times New Roman" w:hAnsi="Times New Roman"/>
+          <w:b w:val="false"/>
+          <w:bCs w:val="false"/>
+          <w:i w:val="false"/>
+          <w:iCs w:val="false"/>
+          <w:sz w:val="26"/>
+          <w:szCs w:val="26"/>
+        </w:rPr>
+        <w:t xml:space="preserve"> theo khoản 3, khoản 4, khoản 5 Điều 3 Luật Trí tuệ nhân tạo số 134/2025/QH15. Kết quả phân loại rủi ro của Hệ thống do Bên B xác định tại tài liệu Phân loại rủi ro hệ thống AI phiên bản </w:t>
+      </w:r>
+      <w:r>
+        <w:rPr>
+          <w:rFonts w:ascii="Times New Roman" w:cs="Times New Roman" w:eastAsia="Times New Roman" w:hAnsi="Times New Roman"/>
+          <w:b w:val="false"/>
+          <w:bCs w:val="false"/>
+          <w:i w:val="false"/>
+          <w:iCs w:val="false"/>
+          <w:sz w:val="26"/>
+          <w:szCs w:val="26"/>
+          <w:highlight w:val="yellow"/>
+        </w:rPr>
+        <w:t xml:space="preserve">B2 v1.1</w:t>
+      </w:r>
+      <w:r>
+        <w:rPr>
+          <w:rFonts w:ascii="Times New Roman" w:cs="Times New Roman" w:eastAsia="Times New Roman" w:hAnsi="Times New Roman"/>
+          <w:b w:val="false"/>
+          <w:bCs w:val="false"/>
+          <w:i w:val="false"/>
+          <w:iCs w:val="false"/>
+          <w:sz w:val="26"/>
+          <w:szCs w:val="26"/>
+        </w:rPr>
+        <w:t xml:space="preserve">.</w:t>
+      </w:r>
+    </w:p>
+    <w:p>
+      <w:pPr>
         <w:keepNext/>
         <w:spacing w:after="120" w:before="180" w:line="240" w:lineRule="auto"/>
         <w:jc w:val="left"/>
@@ -1953,6 +2064,49 @@
     </w:p>
     <w:p>
       <w:pPr>
+        <w:spacing w:after="60" w:before="0" w:line="276" w:lineRule="auto"/>
+        <w:ind w:left="453" w:hanging="283"/>
+        <w:jc w:val="both"/>
+      </w:pPr>
+      <w:r>
+        <w:rPr>
+          <w:rFonts w:ascii="Times New Roman" w:cs="Times New Roman" w:eastAsia="Times New Roman" w:hAnsi="Times New Roman"/>
+          <w:b w:val="false"/>
+          <w:bCs w:val="false"/>
+          <w:i w:val="false"/>
+          <w:iCs w:val="false"/>
+          <w:sz w:val="26"/>
+          <w:szCs w:val="26"/>
+        </w:rPr>
+        <w:t xml:space="preserve">4. </w:t>
+      </w:r>
+      <w:r>
+        <w:rPr>
+          <w:rFonts w:ascii="Times New Roman" w:cs="Times New Roman" w:eastAsia="Times New Roman" w:hAnsi="Times New Roman"/>
+          <w:b/>
+          <w:bCs/>
+          <w:i w:val="false"/>
+          <w:iCs w:val="false"/>
+          <w:sz w:val="26"/>
+          <w:szCs w:val="26"/>
+        </w:rPr>
+        <w:t xml:space="preserve">Sự cố nghiêm trọng của Hệ thống.</w:t>
+      </w:r>
+      <w:r>
+        <w:rPr>
+          <w:rFonts w:ascii="Times New Roman" w:cs="Times New Roman" w:eastAsia="Times New Roman" w:hAnsi="Times New Roman"/>
+          <w:b w:val="false"/>
+          <w:bCs w:val="false"/>
+          <w:i w:val="false"/>
+          <w:iCs w:val="false"/>
+          <w:sz w:val="26"/>
+          <w:szCs w:val="26"/>
+        </w:rPr>
+        <w:t xml:space="preserve"> Khi một sự kiện trong hoạt động của Hệ thống gây ra hậu quả tại khoản 1 Điều 19 Nghị định số 142/2026/NĐ-CP (kể cả khi không phải Sự cố dữ liệu): (a) bên phát hiện thông báo ngay cho bên kia; Bên A ghi nhận, hạn chế hậu quả trong phạm vi kiểm soát của mình; Bên B áp dụng biện pháp kỹ thuật để khắc phục, tạm dừng hoặc thu hồi Hệ thống (khoản 2 Điều 12 Luật Trí tuệ nhân tạo số 134/2025/QH15); (b) Bên B lập và gửi báo cáo sơ bộ theo Mẫu AI01a qua Cổng thông tin điện tử một cửa về trí tuệ nhân tạo trong thời hạn tại khoản 3 Điều 19 Nghị định số 142/2026/NĐ-CP, và báo cáo chính thức trong 15 ngày kể từ ngày nộp báo cáo sơ bộ, trừ khi hai bên thống nhất bằng văn bản Bên A là bên nộp; Bên A cung cấp thông tin về vận hành, hậu quả tại cơ sở của mình; (c) nếu Bên A không liên lạc được với Bên B, Bên A tự thực hiện báo cáo và Bên B cung cấp thông tin kỹ thuật ngay khi liên lạc lại được; (d) hai bên lưu giữ nhật ký hệ thống, dữ liệu, thông tin liên quan đến sự cố (khoản 4 Điều 19 Nghị định số 142/2026/NĐ-CP).</w:t>
+      </w:r>
+    </w:p>
+    <w:p>
+      <w:pPr>
         <w:keepNext/>
         <w:spacing w:after="120" w:before="180" w:line="240" w:lineRule="auto"/>
         <w:jc w:val="left"/>
@@ -1968,7 +2122,7 @@
           <w:sz w:val="26"/>
           <w:szCs w:val="26"/>
         </w:rPr>
-        <w:t xml:space="preserve">Điều 10. Hỗ trợ đánh giá tác động và kiểm tra</w:t>
+        <w:t xml:space="preserve">Điều 10. Hỗ trợ đánh giá tác động, phân loại rủi ro và kiểm tra</w:t>
       </w:r>
     </w:p>
     <w:p>
@@ -2070,6 +2224,113 @@
           <w:szCs w:val="26"/>
         </w:rPr>
         <w:t xml:space="preserve">4. Bên B lập, lưu trữ hồ sơ đánh giá tác động xử lý dữ liệu cá nhân đối với hoạt động xử lý theo Phụ lục này và thực hiện nghĩa vụ gửi hồ sơ theo quy định pháp luật.</w:t>
+      </w:r>
+    </w:p>
+    <w:p>
+      <w:pPr>
+        <w:spacing w:after="60" w:before="0" w:line="276" w:lineRule="auto"/>
+        <w:ind w:left="453" w:hanging="283"/>
+        <w:jc w:val="both"/>
+      </w:pPr>
+      <w:r>
+        <w:rPr>
+          <w:rFonts w:ascii="Times New Roman" w:cs="Times New Roman" w:eastAsia="Times New Roman" w:hAnsi="Times New Roman"/>
+          <w:b w:val="false"/>
+          <w:bCs w:val="false"/>
+          <w:i w:val="false"/>
+          <w:iCs w:val="false"/>
+          <w:sz w:val="26"/>
+          <w:szCs w:val="26"/>
+        </w:rPr>
+        <w:t xml:space="preserve">5. Bên B cung cấp cho Bên A kết quả phân loại rủi ro của Hệ thống theo pháp luật về trí tuệ nhân tạo, mục đích sử dụng và giới hạn sử dụng của Hệ thống, điều kiện vận hành an toàn, các rủi ro đã xác định và biện pháp quản lý tương ứng (khoản 3 Điều 15 Nghị định số 142/2026/NĐ-CP), và cập nhật khi Bên B phân loại lại.</w:t>
+      </w:r>
+    </w:p>
+    <w:p>
+      <w:pPr>
+        <w:spacing w:after="60" w:before="0" w:line="276" w:lineRule="auto"/>
+        <w:ind w:left="453" w:hanging="283"/>
+        <w:jc w:val="both"/>
+      </w:pPr>
+      <w:r>
+        <w:rPr>
+          <w:rFonts w:ascii="Times New Roman" w:cs="Times New Roman" w:eastAsia="Times New Roman" w:hAnsi="Times New Roman"/>
+          <w:b w:val="false"/>
+          <w:bCs w:val="false"/>
+          <w:i w:val="false"/>
+          <w:iCs w:val="false"/>
+          <w:sz w:val="26"/>
+          <w:szCs w:val="26"/>
+        </w:rPr>
+        <w:t xml:space="preserve">6. Bên A không sửa đổi, tích hợp Hệ thống với hệ thống khác, thay đổi chức năng, mục đích sử dụng hoặc bối cảnh lắp đặt so với mô tả tại Phụ lục 1 theo cách có thể làm phát sinh rủi ro mới hoặc rủi ro cao hơn, khi chưa thông báo cho Bên B bằng văn bản trước ít nhất </w:t>
+      </w:r>
+      <w:r>
+        <w:rPr>
+          <w:rFonts w:ascii="Times New Roman" w:cs="Times New Roman" w:eastAsia="Times New Roman" w:hAnsi="Times New Roman"/>
+          <w:b w:val="false"/>
+          <w:bCs w:val="false"/>
+          <w:i w:val="false"/>
+          <w:iCs w:val="false"/>
+          <w:sz w:val="26"/>
+          <w:szCs w:val="26"/>
+          <w:highlight w:val="yellow"/>
+        </w:rPr>
+        <w:t xml:space="preserve">30</w:t>
+      </w:r>
+      <w:r>
+        <w:rPr>
+          <w:rFonts w:ascii="Times New Roman" w:cs="Times New Roman" w:eastAsia="Times New Roman" w:hAnsi="Times New Roman"/>
+          <w:b w:val="false"/>
+          <w:bCs w:val="false"/>
+          <w:i w:val="false"/>
+          <w:iCs w:val="false"/>
+          <w:sz w:val="26"/>
+          <w:szCs w:val="26"/>
+        </w:rPr>
+        <w:t xml:space="preserve"> ngày. Hai bên phối hợp rà soát, phân loại lại mức độ rủi ro (khoản 2 Điều 10 Luật Trí tuệ nhân tạo số 134/2025/QH15; khoản 4 Điều 6, khoản 2 Điều 11 Nghị định số 142/2026/NĐ-CP). Nếu kết quả phân loại lại cao hơn, bên thực hiện thông báo kết quả cho cơ quan có thẩm quyền trong 15 ngày làm việc theo điểm a khoản 3 Điều 11 Nghị định số 142/2026/NĐ-CP là </w:t>
+      </w:r>
+      <w:r>
+        <w:rPr>
+          <w:rFonts w:ascii="Times New Roman" w:cs="Times New Roman" w:eastAsia="Times New Roman" w:hAnsi="Times New Roman"/>
+          <w:b w:val="false"/>
+          <w:bCs w:val="false"/>
+          <w:i w:val="false"/>
+          <w:iCs w:val="false"/>
+          <w:sz w:val="26"/>
+          <w:szCs w:val="26"/>
+          <w:highlight w:val="yellow"/>
+        </w:rPr>
+        <w:t xml:space="preserve">Bên B</w:t>
+      </w:r>
+      <w:r>
+        <w:rPr>
+          <w:rFonts w:ascii="Times New Roman" w:cs="Times New Roman" w:eastAsia="Times New Roman" w:hAnsi="Times New Roman"/>
+          <w:b w:val="false"/>
+          <w:bCs w:val="false"/>
+          <w:i w:val="false"/>
+          <w:iCs w:val="false"/>
+          <w:sz w:val="26"/>
+          <w:szCs w:val="26"/>
+        </w:rPr>
+        <w:t xml:space="preserve">; chi phí đánh giá sự phù hợp phát sinh do thay đổi của Bên A do Bên A chịu, trừ khi hai bên thỏa thuận khác.</w:t>
+      </w:r>
+    </w:p>
+    <w:p>
+      <w:pPr>
+        <w:spacing w:after="60" w:before="0" w:line="276" w:lineRule="auto"/>
+        <w:ind w:left="453" w:hanging="283"/>
+        <w:jc w:val="both"/>
+      </w:pPr>
+      <w:r>
+        <w:rPr>
+          <w:rFonts w:ascii="Times New Roman" w:cs="Times New Roman" w:eastAsia="Times New Roman" w:hAnsi="Times New Roman"/>
+          <w:b w:val="false"/>
+          <w:bCs w:val="false"/>
+          <w:i w:val="false"/>
+          <w:iCs w:val="false"/>
+          <w:sz w:val="26"/>
+          <w:szCs w:val="26"/>
+        </w:rPr>
+        <w:t xml:space="preserve">7. Bên A không tắt, không vô hiệu hóa cơ chế giám sát, can thiệp của con người do Hệ thống cung cấp (khoản 4 Điều 7 Luật Trí tuệ nhân tạo số 134/2025/QH15).</w:t>
       </w:r>
     </w:p>
     <w:p>
@@ -2569,6 +2830,198 @@
           <w:szCs w:val="26"/>
         </w:rPr>
         <w:t xml:space="preserve">3. Giới hạn trách nhiệm theo Hợp đồng {{áp dụng/không áp dụng}} đối với vi phạm Phụ lục này; không áp dụng đối với hành vi cố ý hoặc vi phạm Điều 4 khoản 2.</w:t>
+      </w:r>
+    </w:p>
+    <w:p>
+      <w:pPr>
+        <w:spacing w:after="60" w:before="0" w:line="276" w:lineRule="auto"/>
+        <w:ind w:left="453" w:hanging="283"/>
+        <w:jc w:val="both"/>
+      </w:pPr>
+      <w:r>
+        <w:rPr>
+          <w:rFonts w:ascii="Times New Roman" w:cs="Times New Roman" w:eastAsia="Times New Roman" w:hAnsi="Times New Roman"/>
+          <w:b w:val="false"/>
+          <w:bCs w:val="false"/>
+          <w:i w:val="false"/>
+          <w:iCs w:val="false"/>
+          <w:sz w:val="26"/>
+          <w:szCs w:val="26"/>
+        </w:rPr>
+        <w:t xml:space="preserve">4. </w:t>
+      </w:r>
+      <w:r>
+        <w:rPr>
+          <w:rFonts w:ascii="Times New Roman" w:cs="Times New Roman" w:eastAsia="Times New Roman" w:hAnsi="Times New Roman"/>
+          <w:b/>
+          <w:bCs/>
+          <w:i w:val="false"/>
+          <w:iCs w:val="false"/>
+          <w:sz w:val="26"/>
+          <w:szCs w:val="26"/>
+        </w:rPr>
+        <w:t xml:space="preserve">Thỏa thuận hoàn trả bồi thường.</w:t>
+      </w:r>
+      <w:r>
+        <w:rPr>
+          <w:rFonts w:ascii="Times New Roman" w:cs="Times New Roman" w:eastAsia="Times New Roman" w:hAnsi="Times New Roman"/>
+          <w:b w:val="false"/>
+          <w:bCs w:val="false"/>
+          <w:i w:val="false"/>
+          <w:iCs w:val="false"/>
+          <w:sz w:val="26"/>
+          <w:szCs w:val="26"/>
+        </w:rPr>
+        <w:t xml:space="preserve"> Trường hợp Hệ thống thuộc diện rủi ro cao theo pháp luật về trí tuệ nhân tạo, được quản lý, vận hành và sử dụng đúng quy định nhưng vẫn phát sinh thiệt hại và Bên A đã bồi thường cho người bị thiệt hại, Bên B hoàn trả cho Bên A khoản tiền bồi thường đó theo khoản 2 Điều 29 Luật Trí tuệ nhân tạo số 134/2025/QH15, trong giới hạn </w:t>
+      </w:r>
+      <w:r>
+        <w:rPr>
+          <w:rFonts w:ascii="Times New Roman" w:cs="Times New Roman" w:eastAsia="Times New Roman" w:hAnsi="Times New Roman"/>
+          <w:b w:val="false"/>
+          <w:bCs w:val="false"/>
+          <w:i w:val="false"/>
+          <w:iCs w:val="false"/>
+          <w:sz w:val="26"/>
+          <w:szCs w:val="26"/>
+          <w:highlight w:val="yellow"/>
+        </w:rPr>
+        <w:t xml:space="preserve">tổng giá trị Hợp đồng đã thanh toán trong 12 tháng gần nhất</w:t>
+      </w:r>
+      <w:r>
+        <w:rPr>
+          <w:rFonts w:ascii="Times New Roman" w:cs="Times New Roman" w:eastAsia="Times New Roman" w:hAnsi="Times New Roman"/>
+          <w:b w:val="false"/>
+          <w:bCs w:val="false"/>
+          <w:i w:val="false"/>
+          <w:iCs w:val="false"/>
+          <w:sz w:val="26"/>
+          <w:szCs w:val="26"/>
+        </w:rPr>
+        <w:t xml:space="preserve">, với điều kiện: (a) Bên A thông báo cho Bên B trong </w:t>
+      </w:r>
+      <w:r>
+        <w:rPr>
+          <w:rFonts w:ascii="Times New Roman" w:cs="Times New Roman" w:eastAsia="Times New Roman" w:hAnsi="Times New Roman"/>
+          <w:b w:val="false"/>
+          <w:bCs w:val="false"/>
+          <w:i w:val="false"/>
+          <w:iCs w:val="false"/>
+          <w:sz w:val="26"/>
+          <w:szCs w:val="26"/>
+          <w:highlight w:val="yellow"/>
+        </w:rPr>
+        <w:t xml:space="preserve">05</w:t>
+      </w:r>
+      <w:r>
+        <w:rPr>
+          <w:rFonts w:ascii="Times New Roman" w:cs="Times New Roman" w:eastAsia="Times New Roman" w:hAnsi="Times New Roman"/>
+          <w:b w:val="false"/>
+          <w:bCs w:val="false"/>
+          <w:i w:val="false"/>
+          <w:iCs w:val="false"/>
+          <w:sz w:val="26"/>
+          <w:szCs w:val="26"/>
+        </w:rPr>
+        <w:t xml:space="preserve"> ngày làm việc kể từ khi nhận yêu cầu bồi thường và cho Bên B tham gia giải quyết; (b) Bên A đã vận hành Hệ thống đúng mục đích, giới hạn sử dụng và hướng dẫn của Bên B, không tắt cơ chế giám sát, can thiệp của con người, không thay đổi Hệ thống trái Điều 10 khoản 6; (c) thiệt hại không thuộc trường hợp miễn trừ tại khoản 3 Điều 29 Luật này. Khoản này không hạn chế quyền của Bên A theo khoản 2 Điều này.</w:t>
+      </w:r>
+    </w:p>
+    <w:p>
+      <w:pPr>
+        <w:spacing w:after="60" w:before="0" w:line="276" w:lineRule="auto"/>
+        <w:ind w:left="453" w:hanging="283"/>
+        <w:jc w:val="both"/>
+      </w:pPr>
+      <w:r>
+        <w:rPr>
+          <w:rFonts w:ascii="Times New Roman" w:cs="Times New Roman" w:eastAsia="Times New Roman" w:hAnsi="Times New Roman"/>
+          <w:b w:val="false"/>
+          <w:bCs w:val="false"/>
+          <w:i w:val="false"/>
+          <w:iCs w:val="false"/>
+          <w:sz w:val="26"/>
+          <w:szCs w:val="26"/>
+        </w:rPr>
+        <w:t xml:space="preserve">5. Trường hợp Hệ thống bị bên thứ ba xâm nhập, chiếm quyền điều khiển hoặc can thiệp trái pháp luật, bên nào có lỗi trong việc để Hệ thống bị xâm nhập thì chịu phần trách nhiệm liên đới bồi thường tương ứng với lỗi của mình (khoản 4 Điều 29 Luật Trí tuệ nhân tạo số 134/2025/QH15).</w:t>
+      </w:r>
+    </w:p>
+    <w:p>
+      <w:pPr>
+        <w:spacing w:after="60" w:before="0" w:line="276" w:lineRule="auto"/>
+        <w:ind w:left="453" w:hanging="283"/>
+        <w:jc w:val="both"/>
+      </w:pPr>
+      <w:r>
+        <w:rPr>
+          <w:rFonts w:ascii="Times New Roman" w:cs="Times New Roman" w:eastAsia="Times New Roman" w:hAnsi="Times New Roman"/>
+          <w:b w:val="false"/>
+          <w:bCs w:val="false"/>
+          <w:i w:val="false"/>
+          <w:iCs w:val="false"/>
+          <w:sz w:val="26"/>
+          <w:szCs w:val="26"/>
+        </w:rPr>
+        <w:t xml:space="preserve">6. </w:t>
+      </w:r>
+      <w:r>
+        <w:rPr>
+          <w:rFonts w:ascii="Times New Roman" w:cs="Times New Roman" w:eastAsia="Times New Roman" w:hAnsi="Times New Roman"/>
+          <w:b/>
+          <w:bCs/>
+          <w:i w:val="false"/>
+          <w:iCs w:val="false"/>
+          <w:sz w:val="26"/>
+          <w:szCs w:val="26"/>
+        </w:rPr>
+        <w:t xml:space="preserve">Bảo hiểm.</w:t>
+      </w:r>
+      <w:r>
+        <w:rPr>
+          <w:rFonts w:ascii="Times New Roman" w:cs="Times New Roman" w:eastAsia="Times New Roman" w:hAnsi="Times New Roman"/>
+          <w:b w:val="false"/>
+          <w:bCs w:val="false"/>
+          <w:i w:val="false"/>
+          <w:iCs w:val="false"/>
+          <w:sz w:val="26"/>
+          <w:szCs w:val="26"/>
+        </w:rPr>
+        <w:t xml:space="preserve"> </w:t>
+      </w:r>
+      <w:r>
+        <w:rPr>
+          <w:rFonts w:ascii="Times New Roman" w:cs="Times New Roman" w:eastAsia="Times New Roman" w:hAnsi="Times New Roman"/>
+          <w:b w:val="false"/>
+          <w:bCs w:val="false"/>
+          <w:i w:val="false"/>
+          <w:iCs w:val="false"/>
+          <w:sz w:val="26"/>
+          <w:szCs w:val="26"/>
+          <w:highlight w:val="yellow"/>
+        </w:rPr>
+        <w:t xml:space="preserve">Hai bên không cam kết mua bảo hiểm trách nhiệm theo Phụ lục này.</w:t>
+      </w:r>
+      <w:r>
+        <w:rPr>
+          <w:rFonts w:ascii="Times New Roman" w:cs="Times New Roman" w:eastAsia="Times New Roman" w:hAnsi="Times New Roman"/>
+          <w:b w:val="false"/>
+          <w:bCs w:val="false"/>
+          <w:i w:val="false"/>
+          <w:iCs w:val="false"/>
+          <w:sz w:val="26"/>
+          <w:szCs w:val="26"/>
+        </w:rPr>
+        <w:t xml:space="preserve"> </w:t>
+      </w:r>
+      <w:r>
+        <w:rPr>
+          <w:rFonts w:ascii="Times New Roman" w:cs="Times New Roman" w:eastAsia="Times New Roman" w:hAnsi="Times New Roman"/>
+          <w:b w:val="false"/>
+          <w:bCs w:val="false"/>
+          <w:i/>
+          <w:iCs/>
+          <w:sz w:val="26"/>
+          <w:szCs w:val="26"/>
+        </w:rPr>
+        <w:t xml:space="preserve">(Khuyến nghị: mỗi bên cân nhắc tham gia bảo hiểm trách nhiệm dân sự hoặc biện pháp bảo đảm thực hiện nghĩa vụ phù hợp để kịp thời khắc phục sự cố và bồi thường thiệt hại — khoản 5 Điều 14 Luật Trí tuệ nhân tạo số 134/2025/QH15.)</w:t>
       </w:r>
     </w:p>
     <w:p>
